--- a/docs/pilot-v3/EVNest_Revenue_Model_v2.docx
+++ b/docs/pilot-v3/EVNest_Revenue_Model_v2.docx
@@ -179,7 +179,7 @@
         <w:spacing w:after="120"/>
       </w:pPr>
       <w:r>
-        <w:t xml:space="preserve">No charge during the 8-week pilot. At the pilot review, ask the committee directly whether they would pay the Standard price below, and if not, why not.</w:t>
+        <w:t xml:space="preserve">No charge during the 8-week pilot. At the pilot review, ask the committee directly whether they would pay the price below, and if not, why not.</w:t>
       </w:r>
     </w:p>
     <w:p>
@@ -332,7 +332,7 @@
                 <w:sz w:val="18"/>
                 <w:szCs w:val="18"/>
               </w:rPr>
-              <w:t xml:space="preserve">Standard</w:t>
+              <w:t xml:space="preserve">Per charger</w:t>
             </w:r>
           </w:p>
         </w:tc>
@@ -361,7 +361,7 @@
                 <w:sz w:val="18"/>
                 <w:szCs w:val="18"/>
               </w:rPr>
-              <w:t xml:space="preserve">₹1,999 per society per month (up to 4 shared chargers)</w:t>
+              <w:t xml:space="preserve">₹499 per shared charger per month (minimum ₹1,499 per society)</w:t>
             </w:r>
           </w:p>
         </w:tc>
@@ -390,7 +390,7 @@
                 <w:sz w:val="18"/>
                 <w:szCs w:val="18"/>
               </w:rPr>
-              <w:t xml:space="preserve">Everything in the pilot app: queue, turns, check-in, day/night limits, overstays, still-occupied reports, admin tools, charging-time log</w:t>
+              <w:t xml:space="preserve">Everything in the pilot app: queue, turns, check-in, day/night limits, overstays, still-occupied reports, damage reports, admin tools, charging-time log</w:t>
             </w:r>
           </w:p>
         </w:tc>
@@ -424,7 +424,7 @@
                 <w:sz w:val="18"/>
                 <w:szCs w:val="18"/>
               </w:rPr>
-              <w:t xml:space="preserve">Extra chargers</w:t>
+              <w:t xml:space="preserve">Annual</w:t>
             </w:r>
           </w:p>
         </w:tc>
@@ -453,7 +453,7 @@
                 <w:sz w:val="18"/>
                 <w:szCs w:val="18"/>
               </w:rPr>
-              <w:t xml:space="preserve">+ ₹399 per charger per month beyond 4</w:t>
+              <w:t xml:space="preserve">10 × monthly (2 months free)</w:t>
             </w:r>
           </w:p>
         </w:tc>
@@ -482,7 +482,7 @@
                 <w:sz w:val="18"/>
                 <w:szCs w:val="18"/>
               </w:rPr>
-              <w:t xml:space="preserve">Same</w:t>
+              <w:t xml:space="preserve">Preferred: one decision per year for the committee</w:t>
             </w:r>
           </w:p>
         </w:tc>
@@ -515,7 +515,7 @@
                 <w:sz w:val="18"/>
                 <w:szCs w:val="18"/>
               </w:rPr>
-              <w:t xml:space="preserve">Annual</w:t>
+              <w:t xml:space="preserve">Founding society</w:t>
             </w:r>
           </w:p>
         </w:tc>
@@ -543,7 +543,7 @@
                 <w:sz w:val="18"/>
                 <w:szCs w:val="18"/>
               </w:rPr>
-              <w:t xml:space="preserve">10 × monthly (2 months free)</w:t>
+              <w:t xml:space="preserve">50% off year 1</w:t>
             </w:r>
           </w:p>
         </w:tc>
@@ -556,98 +556,6 @@
               <w:bottom w:val="single" w:color="BFBFBF" w:sz="4"/>
               <w:right w:val="single" w:color="BFBFBF" w:sz="4"/>
             </w:tcBorders>
-            <w:tcMar>
-              <w:top w:type="dxa" w:w="70"/>
-              <w:left w:type="dxa" w:w="100"/>
-              <w:bottom w:type="dxa" w:w="70"/>
-              <w:right w:type="dxa" w:w="100"/>
-            </w:tcMar>
-          </w:tcPr>
-          <w:p>
-            <w:r>
-              <w:rPr>
-                <w:b w:val="false"/>
-                <w:bCs w:val="false"/>
-                <w:sz w:val="18"/>
-                <w:szCs w:val="18"/>
-              </w:rPr>
-              <w:t xml:space="preserve">Preferred: one decision per year for the committee</w:t>
-            </w:r>
-          </w:p>
-        </w:tc>
-      </w:tr>
-      <w:tr>
-        <w:trPr>
-          <w:tblHeader w:val="off"/>
-        </w:trPr>
-        <w:tc>
-          <w:tcPr>
-            <w:tcW w:type="dxa" w:w="2000"/>
-            <w:tcBorders>
-              <w:top w:val="single" w:color="BFBFBF" w:sz="4"/>
-              <w:left w:val="single" w:color="BFBFBF" w:sz="4"/>
-              <w:bottom w:val="single" w:color="BFBFBF" w:sz="4"/>
-              <w:right w:val="single" w:color="BFBFBF" w:sz="4"/>
-            </w:tcBorders>
-            <w:shd w:fill="F5F5F5" w:color="auto" w:val="clear"/>
-            <w:tcMar>
-              <w:top w:type="dxa" w:w="70"/>
-              <w:left w:type="dxa" w:w="100"/>
-              <w:bottom w:type="dxa" w:w="70"/>
-              <w:right w:type="dxa" w:w="100"/>
-            </w:tcMar>
-          </w:tcPr>
-          <w:p>
-            <w:r>
-              <w:rPr>
-                <w:b w:val="false"/>
-                <w:bCs w:val="false"/>
-                <w:sz w:val="18"/>
-                <w:szCs w:val="18"/>
-              </w:rPr>
-              <w:t xml:space="preserve">Founding society</w:t>
-            </w:r>
-          </w:p>
-        </w:tc>
-        <w:tc>
-          <w:tcPr>
-            <w:tcW w:type="dxa" w:w="2600"/>
-            <w:tcBorders>
-              <w:top w:val="single" w:color="BFBFBF" w:sz="4"/>
-              <w:left w:val="single" w:color="BFBFBF" w:sz="4"/>
-              <w:bottom w:val="single" w:color="BFBFBF" w:sz="4"/>
-              <w:right w:val="single" w:color="BFBFBF" w:sz="4"/>
-            </w:tcBorders>
-            <w:shd w:fill="F5F5F5" w:color="auto" w:val="clear"/>
-            <w:tcMar>
-              <w:top w:type="dxa" w:w="70"/>
-              <w:left w:type="dxa" w:w="100"/>
-              <w:bottom w:type="dxa" w:w="70"/>
-              <w:right w:type="dxa" w:w="100"/>
-            </w:tcMar>
-          </w:tcPr>
-          <w:p>
-            <w:r>
-              <w:rPr>
-                <w:b w:val="false"/>
-                <w:bCs w:val="false"/>
-                <w:sz w:val="18"/>
-                <w:szCs w:val="18"/>
-              </w:rPr>
-              <w:t xml:space="preserve">50% off year 1</w:t>
-            </w:r>
-          </w:p>
-        </w:tc>
-        <w:tc>
-          <w:tcPr>
-            <w:tcW w:type="dxa" w:w="4426"/>
-            <w:tcBorders>
-              <w:top w:val="single" w:color="BFBFBF" w:sz="4"/>
-              <w:left w:val="single" w:color="BFBFBF" w:sz="4"/>
-              <w:bottom w:val="single" w:color="BFBFBF" w:sz="4"/>
-              <w:right w:val="single" w:color="BFBFBF" w:sz="4"/>
-            </w:tcBorders>
-            <w:shd w:fill="F5F5F5" w:color="auto" w:val="clear"/>
             <w:tcMar>
               <w:top w:type="dxa" w:w="70"/>
               <w:left w:type="dxa" w:w="100"/>
@@ -686,7 +594,7 @@
         <w:t xml:space="preserve">How to justify it to a committee: </w:t>
       </w:r>
       <w:r>
-        <w:t xml:space="preserve">₹1,999 per month is about ₹4 per flat in a 500-flat society, or about ₹150–250 per EV owner. Compare it with the committee’s time spent on charger complaints and the cost of one serious neighbour dispute.</w:t>
+        <w:t xml:space="preserve">one simple number — ₹499 per charger. For the pilot society (5 chargers, 4,000+ flats) that is ₹2,495 a month, about 60 paise per flat. Compare it with the committee’s time spent on charger complaints and the cost of one serious neighbour dispute.</w:t>
       </w:r>
     </w:p>
     <w:p>
@@ -839,7 +747,7 @@
                 <w:sz w:val="18"/>
                 <w:szCs w:val="18"/>
               </w:rPr>
-              <w:t xml:space="preserve">Revenue (Standard plan)</w:t>
+              <w:t xml:space="preserve">Revenue (typical 4 chargers × ₹499)</w:t>
             </w:r>
           </w:p>
         </w:tc>
@@ -867,7 +775,7 @@
                 <w:sz w:val="18"/>
                 <w:szCs w:val="18"/>
               </w:rPr>
-              <w:t xml:space="preserve">₹1,999</w:t>
+              <w:t xml:space="preserve">₹1,996</w:t>
             </w:r>
           </w:p>
         </w:tc>
@@ -2140,7 +2048,7 @@
         <w:spacing w:after="70"/>
       </w:pPr>
       <w:r>
-        <w:t xml:space="preserve">Would the committee pay ₹1,999 per month (or ₹19,990 per year)? If not, what price or what missing feature?</w:t>
+        <w:t xml:space="preserve">Would the committee pay ₹499 per charger per month (₹2,495 for 5 chargers; ₹1,248 in the founding year)? If not, what price or what missing feature?</w:t>
       </w:r>
     </w:p>
     <w:p>
